--- a/labo/FPGA_MSXtR_VDP_Stack_000/src/v9968/manual/v9968_programmers_manual_register_map.docx
+++ b/labo/FPGA_MSXtR_VDP_Stack_000/src/v9968/manual/v9968_programmers_manual_register_map.docx
@@ -2573,7 +2573,88 @@
         <w:pStyle w:val="Standard"/>
       </w:pPr>
       <w:r>
-        <w:t xml:space="preserve">　TEXT0, TEXT1, MULTI COLOR, GRAPHIC1,  GRAPHIC2,  GRAPHIC3 では全ビット有効。A17 は、R#20のEVR=1のときにのみ有効。EVR=0のときは、1を書いても 0を書いたことになる。</w:t>
+        <w:t xml:space="preserve">　TEXT0, TEXT1, MULTI COLOR, GRAPHIC1,  GRAPHIC2,  GRAPHIC3 では全ビット有効。A17 は、R#2</w:t>
+      </w:r>
+      <w:r>
+        <w:rPr>
+          <w:rFonts w:hint="eastAsia"/>
+        </w:rPr>
+        <w:t>1</w:t>
+      </w:r>
+      <w:r>
+        <w:t>の</w:t>
+      </w:r>
+      <w:r>
+        <w:rPr>
+          <w:rFonts w:hint="eastAsia"/>
+        </w:rPr>
+        <w:t>V58</w:t>
+      </w:r>
+      <w:r>
+        <w:t>=</w:t>
+      </w:r>
+      <w:r>
+        <w:rPr>
+          <w:rFonts w:hint="eastAsia"/>
+        </w:rPr>
+        <w:t>0</w:t>
+      </w:r>
+      <w:r>
+        <w:t>のときにのみ有効。</w:t>
+      </w:r>
+      <w:r>
+        <w:rPr>
+          <w:rFonts w:hint="eastAsia"/>
+        </w:rPr>
+        <w:t>V58</w:t>
+      </w:r>
+      <w:r>
+        <w:t>=</w:t>
+      </w:r>
+      <w:r>
+        <w:rPr>
+          <w:rFonts w:hint="eastAsia"/>
+        </w:rPr>
+        <w:t>1</w:t>
+      </w:r>
+      <w:r>
+        <w:t>のときは、</w:t>
+      </w:r>
+      <w:r>
+        <w:rPr>
+          <w:rFonts w:hint="eastAsia"/>
+        </w:rPr>
+        <w:t>A17に</w:t>
+      </w:r>
+      <w:r>
+        <w:t>1を書いても</w:t>
+      </w:r>
+      <w:r>
+        <w:rPr>
+          <w:rFonts w:hint="eastAsia"/>
+        </w:rPr>
+        <w:t>無視され</w:t>
+      </w:r>
+      <w:r>
+        <w:t xml:space="preserve"> </w:t>
+      </w:r>
+      <w:r>
+        <w:rPr>
+          <w:rFonts w:hint="eastAsia"/>
+        </w:rPr>
+        <w:t>A17=</w:t>
+      </w:r>
+      <w:r>
+        <w:t>0</w:t>
+      </w:r>
+      <w:r>
+        <w:rPr>
+          <w:rFonts w:hint="eastAsia"/>
+        </w:rPr>
+        <w:t>の扱い</w:t>
+      </w:r>
+      <w:r>
+        <w:t>になる。</w:t>
       </w:r>
     </w:p>
     <w:p>
@@ -2647,7 +2728,43 @@
         <w:pStyle w:val="Standard"/>
       </w:pPr>
       <w:r>
-        <w:t xml:space="preserve">　GRAPHIC4,  GRAPHIC5 では、bit4～bit0 は 1 を指定する。A17 は、R#20のEVR=1のときにのみ有効。EVR=0のときは、1を書いても 0を書いたことになる。</w:t>
+        <w:t xml:space="preserve">　GRAPHIC4,  GRAPHIC5 では、bit4～bit0 は 1 を指定する。A17 は、R#20の</w:t>
+      </w:r>
+      <w:r>
+        <w:rPr>
+          <w:rFonts w:hint="eastAsia"/>
+        </w:rPr>
+        <w:t>V58</w:t>
+      </w:r>
+      <w:r>
+        <w:t>=</w:t>
+      </w:r>
+      <w:r>
+        <w:rPr>
+          <w:rFonts w:hint="eastAsia"/>
+        </w:rPr>
+        <w:t>0</w:t>
+      </w:r>
+      <w:r>
+        <w:t>のときにのみ有効。</w:t>
+      </w:r>
+      <w:r>
+        <w:rPr>
+          <w:rFonts w:hint="eastAsia"/>
+        </w:rPr>
+        <w:t>V58</w:t>
+      </w:r>
+      <w:r>
+        <w:t>=</w:t>
+      </w:r>
+      <w:r>
+        <w:rPr>
+          <w:rFonts w:hint="eastAsia"/>
+        </w:rPr>
+        <w:t>1</w:t>
+      </w:r>
+      <w:r>
+        <w:t>のときは、1を書いても 0を書いたことになる。</w:t>
       </w:r>
     </w:p>
     <w:p>
@@ -2721,7 +2838,52 @@
         <w:pStyle w:val="Standard"/>
       </w:pPr>
       <w:r>
-        <w:t xml:space="preserve">　GRAPHIC6,  GRAPHIC7では、bit4～bit0 は 1 を指定し、他のモードとは bit の位置が異なることに注意すること。A17 は、R#20のEVR=1のときにのみ有効。EVR=0のときは、1を書いても 0を書いたことになる。</w:t>
+        <w:t xml:space="preserve">　GRAPHIC6,  GRAPHIC7では、bit4～bit0 は 1 を指定し、他のモードとは bit の位置が異なることに注意すること。A17 は、R#2</w:t>
+      </w:r>
+      <w:r>
+        <w:rPr>
+          <w:rFonts w:hint="eastAsia"/>
+        </w:rPr>
+        <w:t>1</w:t>
+      </w:r>
+      <w:r>
+        <w:t>の</w:t>
+      </w:r>
+      <w:r>
+        <w:rPr>
+          <w:rFonts w:hint="eastAsia"/>
+        </w:rPr>
+        <w:t>V58</w:t>
+      </w:r>
+      <w:r>
+        <w:t>=</w:t>
+      </w:r>
+      <w:r>
+        <w:rPr>
+          <w:rFonts w:hint="eastAsia"/>
+        </w:rPr>
+        <w:t>0</w:t>
+      </w:r>
+      <w:r>
+        <w:t>のときにのみ有効。</w:t>
+      </w:r>
+      <w:r>
+        <w:rPr>
+          <w:rFonts w:hint="eastAsia"/>
+        </w:rPr>
+        <w:t>V58</w:t>
+      </w:r>
+      <w:r>
+        <w:t>=</w:t>
+      </w:r>
+      <w:r>
+        <w:rPr>
+          <w:rFonts w:hint="eastAsia"/>
+        </w:rPr>
+        <w:t>1</w:t>
+      </w:r>
+      <w:r>
+        <w:t>のときは、1を書いても 0を書いたことになる。</w:t>
       </w:r>
     </w:p>
     <w:p>
@@ -4017,6 +4179,9 @@
         <w:pStyle w:val="Standard"/>
       </w:pPr>
       <w:r>
+        <w:rPr>
+          <w:noProof/>
+        </w:rPr>
         <w:drawing>
           <wp:inline distT="0" distB="0" distL="0" distR="0" wp14:anchorId="24F0B2D7" wp14:editId="77914992">
             <wp:extent cx="6120130" cy="777240"/>
@@ -4099,15 +4264,31 @@
         <w:pStyle w:val="Standard"/>
       </w:pPr>
       <w:r>
-        <w:t>EPAL (Expanded PALette) : 1 にすると、32768色から選択するパレットに切り替わる。</w:t>
-      </w:r>
-    </w:p>
-    <w:p>
-      <w:pPr>
-        <w:pStyle w:val="Standard"/>
-      </w:pPr>
-      <w:r>
-        <w:t>FIL (Flat InterLace mode) : 1にすると、インターレースによる疑似垂直高解像度表示時に、VRAM の並びをフラットに扱うように変更した新しいインターレースモードにする。R#9 の設定よりもこちらの設定の方が優先。</w:t>
+        <w:t xml:space="preserve">EPAL (Expanded </w:t>
+      </w:r>
+      <w:proofErr w:type="spellStart"/>
+      <w:r>
+        <w:t>PALette</w:t>
+      </w:r>
+      <w:proofErr w:type="spellEnd"/>
+      <w:r>
+        <w:t>) : 1 にすると、32768色から選択するパレットに切り替わる。</w:t>
+      </w:r>
+    </w:p>
+    <w:p>
+      <w:pPr>
+        <w:pStyle w:val="Standard"/>
+      </w:pPr>
+      <w:r>
+        <w:t xml:space="preserve">FIL (Flat </w:t>
+      </w:r>
+      <w:proofErr w:type="spellStart"/>
+      <w:r>
+        <w:t>InterLace</w:t>
+      </w:r>
+      <w:proofErr w:type="spellEnd"/>
+      <w:r>
+        <w:t xml:space="preserve"> mode) : 1にすると、インターレースによる疑似垂直高解像度表示時に、VRAM の並びをフラットに扱うように変更した新しいインターレースモードにする。R#9 の設定よりもこちらの設定の方が優先。</w:t>
       </w:r>
     </w:p>
     <w:p>
@@ -4146,6 +4327,9 @@
         <w:pStyle w:val="Standard"/>
       </w:pPr>
       <w:r>
+        <w:rPr>
+          <w:noProof/>
+        </w:rPr>
         <w:drawing>
           <wp:inline distT="0" distB="0" distL="0" distR="0" wp14:anchorId="1297AE37" wp14:editId="07B1F553">
             <wp:extent cx="6120130" cy="793115"/>
@@ -4257,9 +4441,6 @@
     <w:p>
       <w:pPr>
         <w:pStyle w:val="Standard"/>
-        <w:rPr>
-          <w:rFonts w:hint="eastAsia"/>
-        </w:rPr>
       </w:pPr>
     </w:p>
     <w:p>
@@ -4513,7 +4694,15 @@
         <w:pStyle w:val="Standard"/>
       </w:pPr>
       <w:r>
-        <w:t>YAE (Y Attribute Enable) : 1 にするとYJK+Paletteのハイブリッドモードに切り替える。Graphic7 で、かつ YJK=1 である必要がある。その他のモードでの動作は保証しない。</w:t>
+        <w:t>YAE (Y Attribute Enable) : 1 にすると</w:t>
+      </w:r>
+      <w:proofErr w:type="spellStart"/>
+      <w:r>
+        <w:t>YJK+Palette</w:t>
+      </w:r>
+      <w:proofErr w:type="spellEnd"/>
+      <w:r>
+        <w:t>のハイブリッドモードに切り替える。Graphic7 で、かつ YJK=1 である必要がある。その他のモードでの動作は保証しない。</w:t>
       </w:r>
     </w:p>
     <w:p>
@@ -5353,7 +5542,15 @@
         <w:pStyle w:val="Standard"/>
       </w:pPr>
       <w:r>
-        <w:t>MXC : 従来の裏VRAM に対応したソフトのためのダミーレジスタである。1を立てると、表VRAMに対してCPUからアクセス出来なくなる。VRAM読みだし結果は FFh になる。ECOM=0 の場合にのみ有効。</w:t>
+        <w:t xml:space="preserve">MXC : 従来の裏VRAM に対応したソフトのためのダミーレジスタである。1を立てると、表VRAMに対してCPUからアクセス出来なくなる。VRAM読みだし結果は </w:t>
+      </w:r>
+      <w:proofErr w:type="spellStart"/>
+      <w:r>
+        <w:t>FFh</w:t>
+      </w:r>
+      <w:proofErr w:type="spellEnd"/>
+      <w:r>
+        <w:t xml:space="preserve"> になる。ECOM=0 の場合にのみ有効。</w:t>
       </w:r>
     </w:p>
     <w:p>
